--- a/guides/烏菲茲美術館導覽手冊.docx
+++ b/guides/烏菲茲美術館導覽手冊.docx
@@ -1137,7 +1137,7 @@
           <w:rFonts w:ascii="Microsoft JhengHei" w:hAnsi="Microsoft JhengHei" w:eastAsia="Microsoft JhengHei"/>
           <w:sz w:val="21"/>
         </w:rPr>
-        <w:t xml:space="preserve"> 如果計畫參觀烏菲茲（EUR 25）+ 學院美術館（EUR 16）+ 碧提宮（EUR 16）+ 波波里花園（EUR 10）+ 聖母百花穹頂（EUR 30）= EUR 97，超過 EUR 85，所以 Firenze Card </w:t>
+        <w:t xml:space="preserve"> 如果計畫參觀烏菲茲（EUR 25）+ 學院美術館（EUR 20，2026 起漲價，現場票，不含預約費）+ 碧提宮（EUR 16）+ 波波里花園（EUR 10）+ 聖母百花穹頂（EUR 30）= EUR 101，超過 EUR 85，所以 Firenze Card </w:t>
       </w:r>
       <w:r>
         <w:rPr>

--- a/guides/烏菲茲美術館導覽手冊.docx
+++ b/guides/烏菲茲美術館導覽手冊.docx
@@ -494,7 +494,7 @@
                 <w:rFonts w:ascii="Microsoft JhengHei" w:hAnsi="Microsoft JhengHei" w:eastAsia="Microsoft JhengHei"/>
                 <w:sz w:val="19"/>
               </w:rPr>
-              <w:t>1/1、5/1、12/25</w:t>
+              <w:t>1/1、12/25</w:t>
             </w:r>
           </w:p>
         </w:tc>
@@ -563,7 +563,7 @@
         <w:pStyle w:val="Heading3"/>
       </w:pPr>
       <w:r>
-        <w:t>票價（2025 年參考價格）</w:t>
+        <w:t>票價（2026 年官方價格）</w:t>
       </w:r>
     </w:p>
     <w:tbl>
@@ -633,7 +633,7 @@
                 <w:rFonts w:ascii="Microsoft JhengHei" w:hAnsi="Microsoft JhengHei" w:eastAsia="Microsoft JhengHei"/>
                 <w:sz w:val="19"/>
               </w:rPr>
-              <w:t>全票（旺季 3-10 月）</w:t>
+              <w:t>全票（當日現場購買，旺季 3-10 月）</w:t>
             </w:r>
           </w:p>
         </w:tc>
@@ -648,7 +648,7 @@
                 <w:rFonts w:ascii="Microsoft JhengHei" w:hAnsi="Microsoft JhengHei" w:eastAsia="Microsoft JhengHei"/>
                 <w:sz w:val="19"/>
               </w:rPr>
-              <w:t>EUR 25（已含臨時展覽附加費）</w:t>
+              <w:t>EUR 25</w:t>
             </w:r>
           </w:p>
         </w:tc>
@@ -666,7 +666,20 @@
                 <w:rFonts w:ascii="Microsoft JhengHei" w:hAnsi="Microsoft JhengHei" w:eastAsia="Microsoft JhengHei"/>
                 <w:sz w:val="19"/>
               </w:rPr>
-              <w:t>全票（淡季 11-2 月）</w:t>
+            </w:r>
+            <w:r>
+              <w:rPr>
+                <w:rFonts w:ascii="Microsoft JhengHei" w:hAnsi="Microsoft JhengHei" w:eastAsia="Microsoft JhengHei"/>
+                <w:b/>
+                <w:sz w:val="19"/>
+              </w:rPr>
+              <w:t>全票（線上預先購買，含 €4 預約費）</w:t>
+            </w:r>
+            <w:r>
+              <w:rPr>
+                <w:rFonts w:ascii="Microsoft JhengHei" w:hAnsi="Microsoft JhengHei" w:eastAsia="Microsoft JhengHei"/>
+                <w:sz w:val="19"/>
+              </w:rPr>
             </w:r>
           </w:p>
         </w:tc>
@@ -682,7 +695,20 @@
                 <w:rFonts w:ascii="Microsoft JhengHei" w:hAnsi="Microsoft JhengHei" w:eastAsia="Microsoft JhengHei"/>
                 <w:sz w:val="19"/>
               </w:rPr>
-              <w:t>EUR 20</w:t>
+            </w:r>
+            <w:r>
+              <w:rPr>
+                <w:rFonts w:ascii="Microsoft JhengHei" w:hAnsi="Microsoft JhengHei" w:eastAsia="Microsoft JhengHei"/>
+                <w:b/>
+                <w:sz w:val="19"/>
+              </w:rPr>
+              <w:t>EUR 29</w:t>
+            </w:r>
+            <w:r>
+              <w:rPr>
+                <w:rFonts w:ascii="Microsoft JhengHei" w:hAnsi="Microsoft JhengHei" w:eastAsia="Microsoft JhengHei"/>
+                <w:sz w:val="19"/>
+              </w:rPr>
             </w:r>
           </w:p>
         </w:tc>
@@ -699,7 +725,7 @@
                 <w:rFonts w:ascii="Microsoft JhengHei" w:hAnsi="Microsoft JhengHei" w:eastAsia="Microsoft JhengHei"/>
                 <w:sz w:val="19"/>
               </w:rPr>
-              <w:t>優待票（18-25 歲歐盟公民）</w:t>
+              <w:t>下午票（16:00 後入場）</w:t>
             </w:r>
           </w:p>
         </w:tc>
@@ -714,7 +740,7 @@
                 <w:rFonts w:ascii="Microsoft JhengHei" w:hAnsi="Microsoft JhengHei" w:eastAsia="Microsoft JhengHei"/>
                 <w:sz w:val="19"/>
               </w:rPr>
-              <w:t>EUR 2</w:t>
+              <w:t>EUR 16</w:t>
             </w:r>
           </w:p>
         </w:tc>
@@ -732,7 +758,7 @@
                 <w:rFonts w:ascii="Microsoft JhengHei" w:hAnsi="Microsoft JhengHei" w:eastAsia="Microsoft JhengHei"/>
                 <w:sz w:val="19"/>
               </w:rPr>
-              <w:t>免費</w:t>
+              <w:t>優待票（18-25 歲歐盟公民）</w:t>
             </w:r>
           </w:p>
         </w:tc>
@@ -748,7 +774,7 @@
                 <w:rFonts w:ascii="Microsoft JhengHei" w:hAnsi="Microsoft JhengHei" w:eastAsia="Microsoft JhengHei"/>
                 <w:sz w:val="19"/>
               </w:rPr>
-              <w:t>18 歲以下、每月第一個週日</w:t>
+              <w:t>EUR 2</w:t>
             </w:r>
           </w:p>
         </w:tc>
@@ -765,7 +791,7 @@
                 <w:rFonts w:ascii="Microsoft JhengHei" w:hAnsi="Microsoft JhengHei" w:eastAsia="Microsoft JhengHei"/>
                 <w:sz w:val="19"/>
               </w:rPr>
-              <w:t>線上預約手續費</w:t>
+              <w:t>免費</w:t>
             </w:r>
           </w:p>
         </w:tc>
@@ -780,7 +806,7 @@
                 <w:rFonts w:ascii="Microsoft JhengHei" w:hAnsi="Microsoft JhengHei" w:eastAsia="Microsoft JhengHei"/>
                 <w:sz w:val="19"/>
               </w:rPr>
-              <w:t>另加 EUR 4</w:t>
+              <w:t>18 歲以下、每月第一個週日</w:t>
             </w:r>
           </w:p>
         </w:tc>
@@ -799,13 +825,26 @@
           <w:rFonts w:ascii="Microsoft JhengHei" w:hAnsi="Microsoft JhengHei" w:eastAsia="Microsoft JhengHei"/>
           <w:b/>
         </w:rPr>
-        <w:t>5 人預估花費（旺季）</w:t>
-      </w:r>
-      <w:r>
-        <w:rPr>
-          <w:rFonts w:ascii="Microsoft JhengHei" w:hAnsi="Microsoft JhengHei" w:eastAsia="Microsoft JhengHei"/>
-        </w:rPr>
-        <w:t>：（EUR 25 + EUR 4）x 5 = EUR 145（約 TWD 5,220）</w:t>
+        <w:t>5 人預估花費（線上預約，旺季）</w:t>
+      </w:r>
+      <w:r>
+        <w:rPr>
+          <w:rFonts w:ascii="Microsoft JhengHei" w:hAnsi="Microsoft JhengHei" w:eastAsia="Microsoft JhengHei"/>
+        </w:rPr>
+        <w:t xml:space="preserve">：EUR 29 × 5 = </w:t>
+      </w:r>
+      <w:r>
+        <w:rPr>
+          <w:rFonts w:ascii="Microsoft JhengHei" w:hAnsi="Microsoft JhengHei" w:eastAsia="Microsoft JhengHei"/>
+          <w:b/>
+        </w:rPr>
+        <w:t>EUR 145</w:t>
+      </w:r>
+      <w:r>
+        <w:rPr>
+          <w:rFonts w:ascii="Microsoft JhengHei" w:hAnsi="Microsoft JhengHei" w:eastAsia="Microsoft JhengHei"/>
+        </w:rPr>
+        <w:t>（約 TWD 5,369）</w:t>
       </w:r>
     </w:p>
     <w:p>
@@ -3797,7 +3836,7 @@
                 <w:rFonts w:ascii="Microsoft JhengHei" w:hAnsi="Microsoft JhengHei" w:eastAsia="Microsoft JhengHei"/>
                 <w:sz w:val="19"/>
               </w:rPr>
-              <w:t>第 10-14 室</w:t>
+              <w:t>A9-A12 室（波提切利區）</w:t>
             </w:r>
           </w:p>
         </w:tc>
@@ -4004,7 +4043,7 @@
                 <w:rFonts w:ascii="Microsoft JhengHei" w:hAnsi="Microsoft JhengHei" w:eastAsia="Microsoft JhengHei"/>
                 <w:sz w:val="19"/>
               </w:rPr>
-              <w:t>一樓：第 83 室</w:t>
+              <w:t>一樓：D22 室</w:t>
             </w:r>
           </w:p>
         </w:tc>
@@ -4052,7 +4091,7 @@
                 <w:rFonts w:ascii="Microsoft JhengHei" w:hAnsi="Microsoft JhengHei" w:eastAsia="Microsoft JhengHei"/>
                 <w:sz w:val="19"/>
               </w:rPr>
-              <w:t>一樓：第 90 室</w:t>
+              <w:t>一樓：D31/D32/E4 室</w:t>
             </w:r>
           </w:p>
         </w:tc>
@@ -4297,7 +4336,7 @@
           <w:rFonts w:ascii="Microsoft JhengHei" w:hAnsi="Microsoft JhengHei" w:eastAsia="Microsoft JhengHei"/>
           <w:b/>
         </w:rPr>
-        <w:t>第 8 室：菲利波・利皮</w:t>
+        <w:t>C6 室：菲利波・利皮</w:t>
       </w:r>
       <w:r>
         <w:rPr>
@@ -4329,7 +4368,7 @@
           <w:rFonts w:ascii="Microsoft JhengHei" w:hAnsi="Microsoft JhengHei" w:eastAsia="Microsoft JhengHei"/>
           <w:b/>
         </w:rPr>
-        <w:t>第 10-14 室：波提切利廳（核心展區）</w:t>
+        <w:t>A9-A12 室（波提切利區）：波提切利廳（核心展區）</w:t>
       </w:r>
       <w:r>
         <w:rPr>
@@ -4508,7 +4547,7 @@
           <w:rFonts w:ascii="Microsoft JhengHei" w:hAnsi="Microsoft JhengHei" w:eastAsia="Microsoft JhengHei"/>
           <w:sz w:val="21"/>
         </w:rPr>
-        <w:t>• 必看：拉斐爾《教宗李奧十世肖像》</w:t>
+        <w:t>• 必看：拉斐爾《多尼夫婦肖像》</w:t>
       </w:r>
     </w:p>
     <w:p>
@@ -4520,7 +4559,22 @@
           <w:rFonts w:ascii="Microsoft JhengHei" w:hAnsi="Microsoft JhengHei" w:eastAsia="Microsoft JhengHei"/>
           <w:sz w:val="21"/>
         </w:rPr>
-        <w:t>• 必看：拉斐爾《多尼夫婦肖像》</w:t>
+        <w:t>• ⚠ 注意：拉斐爾《教宗李奧十世肖像》</w:t>
+      </w:r>
+      <w:r>
+        <w:rPr>
+          <w:rFonts w:ascii="Microsoft JhengHei" w:hAnsi="Microsoft JhengHei" w:eastAsia="Microsoft JhengHei"/>
+          <w:b/>
+          <w:sz w:val="21"/>
+        </w:rPr>
+        <w:t>已移至皮蒂宮帕拉蒂娜畫廊土星廳</w:t>
+      </w:r>
+      <w:r>
+        <w:rPr>
+          <w:rFonts w:ascii="Microsoft JhengHei" w:hAnsi="Microsoft JhengHei" w:eastAsia="Microsoft JhengHei"/>
+          <w:sz w:val="21"/>
+        </w:rPr>
+        <w:t>，不在烏菲茲</w:t>
       </w:r>
     </w:p>
     <w:p>
@@ -4601,7 +4655,7 @@
           <w:rFonts w:ascii="Microsoft JhengHei" w:hAnsi="Microsoft JhengHei" w:eastAsia="Microsoft JhengHei"/>
           <w:b/>
         </w:rPr>
-        <w:t>第 83 室：提香</w:t>
+        <w:t>D22 室：提香</w:t>
       </w:r>
       <w:r>
         <w:rPr>
@@ -4645,7 +4699,7 @@
           <w:rFonts w:ascii="Microsoft JhengHei" w:hAnsi="Microsoft JhengHei" w:eastAsia="Microsoft JhengHei"/>
           <w:b/>
         </w:rPr>
-        <w:t>第 90 室：卡拉瓦喬</w:t>
+        <w:t>D31/D32/E4 室：卡拉瓦喬</w:t>
       </w:r>
       <w:r>
         <w:rPr>
@@ -4811,7 +4865,7 @@
         <w:rPr>
           <w:rFonts w:ascii="Microsoft JhengHei" w:hAnsi="Microsoft JhengHei" w:eastAsia="Microsoft JhengHei"/>
         </w:rPr>
-        <w:t>第 2 室（喬托）→ 第 10-14 室（波提切利）→ A35 室（達文西）→ A38 室（米開朗基羅＋拉斐爾）→ 咖啡廳拍照 → 一樓第 90 室（卡拉瓦喬）</w:t>
+        <w:t>第 2 室（喬托）→ A9-A12 室（波提切利區）（波提切利）→ A35 室（達文西）→ A38 室（米開朗基羅＋拉斐爾）→ 咖啡廳拍照 → 一樓D31/D32/E4 室（卡拉瓦喬）</w:t>
       </w:r>
     </w:p>
     <w:p>
@@ -7344,7 +7398,7 @@
                 <w:rFonts w:ascii="Microsoft JhengHei" w:hAnsi="Microsoft JhengHei" w:eastAsia="Microsoft JhengHei"/>
                 <w:sz w:val="19"/>
               </w:rPr>
-              <w:t>第 8 室</w:t>
+              <w:t>C6 室</w:t>
             </w:r>
           </w:p>
         </w:tc>
@@ -7944,7 +7998,7 @@
                 <w:rFonts w:ascii="Microsoft JhengHei" w:hAnsi="Microsoft JhengHei" w:eastAsia="Microsoft JhengHei"/>
                 <w:sz w:val="19"/>
               </w:rPr>
-              <w:t>第 10-14 室（波提切利廳）</w:t>
+              <w:t>A9-A12 室（波提切利區）（波提切利廳）</w:t>
             </w:r>
           </w:p>
         </w:tc>
@@ -8263,7 +8317,22 @@
           <w:rFonts w:ascii="Microsoft JhengHei" w:hAnsi="Microsoft JhengHei" w:eastAsia="Microsoft JhengHei"/>
           <w:sz w:val="21"/>
         </w:rPr>
-        <w:t>：畫中可辨認出約 500 種不同的植物和 190 種花卉，全都是佛羅倫斯春天實際會開的花——波提切利顯然做了大量的植物學研究</w:t>
+        <w:t>：畫中已辨認出</w:t>
+      </w:r>
+      <w:r>
+        <w:rPr>
+          <w:rFonts w:ascii="Microsoft JhengHei" w:hAnsi="Microsoft JhengHei" w:eastAsia="Microsoft JhengHei"/>
+          <w:b/>
+          <w:sz w:val="21"/>
+        </w:rPr>
+        <w:t>約 138 種植物</w:t>
+      </w:r>
+      <w:r>
+        <w:rPr>
+          <w:rFonts w:ascii="Microsoft JhengHei" w:hAnsi="Microsoft JhengHei" w:eastAsia="Microsoft JhengHei"/>
+          <w:sz w:val="21"/>
+        </w:rPr>
+        <w:t>（含花卉），全都是佛羅倫斯春天實際會開的花——波提切利顯然做了大量的植物學研究</w:t>
       </w:r>
     </w:p>
     <w:p>
@@ -8853,7 +8922,7 @@
                 <w:rFonts w:ascii="Microsoft JhengHei" w:hAnsi="Microsoft JhengHei" w:eastAsia="Microsoft JhengHei"/>
                 <w:sz w:val="19"/>
               </w:rPr>
-              <w:t>第 10-14 室（波提切利廳）</w:t>
+              <w:t>A9-A12 室（波提切利區）（波提切利廳）</w:t>
             </w:r>
           </w:p>
         </w:tc>
@@ -9664,7 +9733,7 @@
                 <w:rFonts w:ascii="Microsoft JhengHei" w:hAnsi="Microsoft JhengHei" w:eastAsia="Microsoft JhengHei"/>
                 <w:sz w:val="19"/>
               </w:rPr>
-              <w:t>第 10-14 室</w:t>
+              <w:t>A9-A12 室（波提切利區）</w:t>
             </w:r>
           </w:p>
         </w:tc>
@@ -11599,7 +11668,7 @@
                 <w:rFonts w:ascii="Microsoft JhengHei" w:hAnsi="Microsoft JhengHei" w:eastAsia="Microsoft JhengHei"/>
                 <w:sz w:val="19"/>
               </w:rPr>
-              <w:t>第 10-14 室</w:t>
+              <w:t>A9-A12 室（波提切利區）</w:t>
             </w:r>
           </w:p>
         </w:tc>
@@ -13029,7 +13098,7 @@
           <w:rFonts w:ascii="Microsoft JhengHei" w:hAnsi="Microsoft JhengHei" w:eastAsia="Microsoft JhengHei"/>
           <w:b/>
         </w:rPr>
-        <w:t>必看指數：★★★★</w:t>
+        <w:t>⚠ 注意：此作目前不在烏菲茲常規動線</w:t>
       </w:r>
       <w:r>
         <w:rPr>
@@ -13295,7 +13364,7 @@
                 <w:b/>
                 <w:sz w:val="19"/>
               </w:rPr>
-              <w:t>展廳</w:t>
+              <w:t>目前位置</w:t>
             </w:r>
             <w:r>
               <w:rPr>
@@ -13316,7 +13385,21 @@
                 <w:rFonts w:ascii="Microsoft JhengHei" w:hAnsi="Microsoft JhengHei" w:eastAsia="Microsoft JhengHei"/>
                 <w:sz w:val="19"/>
               </w:rPr>
-              <w:t>A38 室</w:t>
+            </w:r>
+            <w:r>
+              <w:rPr>
+                <w:rFonts w:ascii="Microsoft JhengHei" w:hAnsi="Microsoft JhengHei" w:eastAsia="Microsoft JhengHei"/>
+                <w:b/>
+                <w:sz w:val="19"/>
+              </w:rPr>
+              <w:t>皮蒂宮 Palazzo Pitti — 帕拉蒂娜畫廊（Galleria Palatina）土星廳（Sala di Saturno）</w:t>
+            </w:r>
+            <w:r>
+              <w:rPr>
+                <w:rFonts w:ascii="Microsoft JhengHei" w:hAnsi="Microsoft JhengHei" w:eastAsia="Microsoft JhengHei"/>
+                <w:sz w:val="19"/>
+              </w:rPr>
+              <w:t>，須另購皮蒂宮票才能看到</w:t>
             </w:r>
           </w:p>
         </w:tc>
@@ -13734,7 +13817,20 @@
                 <w:rFonts w:ascii="Microsoft JhengHei" w:hAnsi="Microsoft JhengHei" w:eastAsia="Microsoft JhengHei"/>
                 <w:sz w:val="19"/>
               </w:rPr>
-              <w:t>A38 室</w:t>
+            </w:r>
+            <w:r>
+              <w:rPr>
+                <w:rFonts w:ascii="Microsoft JhengHei" w:hAnsi="Microsoft JhengHei" w:eastAsia="Microsoft JhengHei"/>
+                <w:b/>
+                <w:sz w:val="19"/>
+              </w:rPr>
+              <w:t>C1 室（自畫像展區）</w:t>
+            </w:r>
+            <w:r>
+              <w:rPr>
+                <w:rFonts w:ascii="Microsoft JhengHei" w:hAnsi="Microsoft JhengHei" w:eastAsia="Microsoft JhengHei"/>
+                <w:sz w:val="19"/>
+              </w:rPr>
             </w:r>
           </w:p>
         </w:tc>
@@ -14205,7 +14301,7 @@
                 <w:rFonts w:ascii="Microsoft JhengHei" w:hAnsi="Microsoft JhengHei" w:eastAsia="Microsoft JhengHei"/>
                 <w:sz w:val="19"/>
               </w:rPr>
-              <w:t>第 83 室（一樓）</w:t>
+              <w:t>D22 室（一樓）</w:t>
             </w:r>
           </w:p>
         </w:tc>
@@ -14812,7 +14908,7 @@
                 <w:rFonts w:ascii="Microsoft JhengHei" w:hAnsi="Microsoft JhengHei" w:eastAsia="Microsoft JhengHei"/>
                 <w:sz w:val="19"/>
               </w:rPr>
-              <w:t>第 83 室</w:t>
+              <w:t>D22 室</w:t>
             </w:r>
           </w:p>
         </w:tc>
@@ -15250,7 +15346,7 @@
                 <w:rFonts w:ascii="Microsoft JhengHei" w:hAnsi="Microsoft JhengHei" w:eastAsia="Microsoft JhengHei"/>
                 <w:sz w:val="19"/>
               </w:rPr>
-              <w:t>第 90 室（一樓）</w:t>
+              <w:t>D31/D32/E4 室（一樓）</w:t>
             </w:r>
           </w:p>
         </w:tc>
@@ -15931,7 +16027,7 @@
                 <w:rFonts w:ascii="Microsoft JhengHei" w:hAnsi="Microsoft JhengHei" w:eastAsia="Microsoft JhengHei"/>
                 <w:sz w:val="19"/>
               </w:rPr>
-              <w:t>第 90 室</w:t>
+              <w:t>D31/D32/E4 室</w:t>
             </w:r>
           </w:p>
         </w:tc>
@@ -16508,7 +16604,7 @@
                 <w:rFonts w:ascii="Microsoft JhengHei" w:hAnsi="Microsoft JhengHei" w:eastAsia="Microsoft JhengHei"/>
                 <w:sz w:val="19"/>
               </w:rPr>
-              <w:t>第 90 室</w:t>
+              <w:t>D31/D32/E4 室</w:t>
             </w:r>
           </w:p>
         </w:tc>
@@ -16971,7 +17067,7 @@
                 <w:rFonts w:ascii="Microsoft JhengHei" w:hAnsi="Microsoft JhengHei" w:eastAsia="Microsoft JhengHei"/>
                 <w:sz w:val="19"/>
               </w:rPr>
-              <w:t>第 83 室附近</w:t>
+              <w:t>D22 室附近</w:t>
             </w:r>
           </w:p>
         </w:tc>
@@ -20572,7 +20668,7 @@
         <w:rPr>
           <w:rFonts w:ascii="Microsoft JhengHei" w:hAnsi="Microsoft JhengHei" w:eastAsia="Microsoft JhengHei"/>
         </w:rPr>
-        <w:t>：08:30 到場排安檢，09:00 入場。這是很好的夾縫時間——08:15 第一批遊客已經推進到波提切利廳之後，而 09:30 的大批團客尚未抵達。安檢提前過了，09:00 一開放直接上樓，快速看完第 2 室就直衝波提切利廳（第 10-14 室），可以避開人潮高峰。</w:t>
+        <w:t>：08:30 到場排安檢，09:00 入場。這是很好的夾縫時間——08:15 第一批遊客已經推進到波提切利廳之後，而 09:30 的大批團客尚未抵達。安檢提前過了，09:00 一開放直接上樓，快速看完第 2 室就直衝波提切利廳（A9-A12 室（波提切利區）），可以避開人潮高峰。</w:t>
       </w:r>
     </w:p>
     <w:p>
@@ -22564,7 +22660,7 @@
                 <w:rFonts w:ascii="Microsoft JhengHei" w:hAnsi="Microsoft JhengHei" w:eastAsia="Microsoft JhengHei"/>
                 <w:sz w:val="19"/>
               </w:rPr>
-              <w:t>第 8 室</w:t>
+              <w:t>C6 室</w:t>
             </w:r>
           </w:p>
         </w:tc>
@@ -22675,7 +22771,7 @@
                 <w:b/>
                 <w:sz w:val="19"/>
               </w:rPr>
-              <w:t>第 10-14 室</w:t>
+              <w:t>A9-A12 室（波提切利區）</w:t>
             </w:r>
             <w:r>
               <w:rPr>
@@ -22808,7 +22904,7 @@
                 <w:b/>
                 <w:sz w:val="19"/>
               </w:rPr>
-              <w:t>第 10-14 室</w:t>
+              <w:t>A9-A12 室（波提切利區）</w:t>
             </w:r>
             <w:r>
               <w:rPr>
@@ -22905,7 +23001,7 @@
                 <w:rFonts w:ascii="Microsoft JhengHei" w:hAnsi="Microsoft JhengHei" w:eastAsia="Microsoft JhengHei"/>
                 <w:sz w:val="19"/>
               </w:rPr>
-              <w:t>第 10-14 室</w:t>
+              <w:t>A9-A12 室（波提切利區）</w:t>
             </w:r>
           </w:p>
         </w:tc>
@@ -22986,7 +23082,7 @@
                 <w:rFonts w:ascii="Microsoft JhengHei" w:hAnsi="Microsoft JhengHei" w:eastAsia="Microsoft JhengHei"/>
                 <w:sz w:val="19"/>
               </w:rPr>
-              <w:t>第 10-14 室</w:t>
+              <w:t>A9-A12 室（波提切利區）</w:t>
             </w:r>
           </w:p>
         </w:tc>
@@ -23619,7 +23715,21 @@
                 <w:rFonts w:ascii="Microsoft JhengHei" w:hAnsi="Microsoft JhengHei" w:eastAsia="Microsoft JhengHei"/>
                 <w:sz w:val="19"/>
               </w:rPr>
-              <w:t>A38 室</w:t>
+            </w:r>
+            <w:r>
+              <w:rPr>
+                <w:rFonts w:ascii="Microsoft JhengHei" w:hAnsi="Microsoft JhengHei" w:eastAsia="Microsoft JhengHei"/>
+                <w:b/>
+                <w:sz w:val="19"/>
+              </w:rPr>
+              <w:t>皮蒂宮土星廳</w:t>
+            </w:r>
+            <w:r>
+              <w:rPr>
+                <w:rFonts w:ascii="Microsoft JhengHei" w:hAnsi="Microsoft JhengHei" w:eastAsia="Microsoft JhengHei"/>
+                <w:sz w:val="19"/>
+              </w:rPr>
+              <w:t>（不在烏菲茲）</w:t>
             </w:r>
           </w:p>
         </w:tc>
@@ -23811,7 +23921,7 @@
                 <w:b/>
                 <w:sz w:val="19"/>
               </w:rPr>
-              <w:t>第 83 室</w:t>
+              <w:t>D22 室</w:t>
             </w:r>
             <w:r>
               <w:rPr>
@@ -23908,7 +24018,7 @@
                 <w:rFonts w:ascii="Microsoft JhengHei" w:hAnsi="Microsoft JhengHei" w:eastAsia="Microsoft JhengHei"/>
                 <w:sz w:val="19"/>
               </w:rPr>
-              <w:t>第 83 室</w:t>
+              <w:t>D22 室</w:t>
             </w:r>
           </w:p>
         </w:tc>
@@ -24022,7 +24132,7 @@
                 <w:b/>
                 <w:sz w:val="19"/>
               </w:rPr>
-              <w:t>第 90 室</w:t>
+              <w:t>D31/D32/E4 室</w:t>
             </w:r>
             <w:r>
               <w:rPr>
@@ -24152,7 +24262,7 @@
                 <w:b/>
                 <w:sz w:val="19"/>
               </w:rPr>
-              <w:t>第 90 室</w:t>
+              <w:t>D31/D32/E4 室</w:t>
             </w:r>
             <w:r>
               <w:rPr>
@@ -24252,7 +24362,7 @@
                 <w:rFonts w:ascii="Microsoft JhengHei" w:hAnsi="Microsoft JhengHei" w:eastAsia="Microsoft JhengHei"/>
                 <w:sz w:val="19"/>
               </w:rPr>
-              <w:t>第 90 室</w:t>
+              <w:t>D31/D32/E4 室</w:t>
             </w:r>
           </w:p>
         </w:tc>
@@ -24570,7 +24680,7 @@
                 <w:rFonts w:ascii="Microsoft JhengHei" w:hAnsi="Microsoft JhengHei" w:eastAsia="Microsoft JhengHei"/>
                 <w:sz w:val="19"/>
               </w:rPr>
-              <w:t>第 83 室附近</w:t>
+              <w:t>D22 室附近</w:t>
             </w:r>
           </w:p>
         </w:tc>
@@ -26974,7 +27084,7 @@
           <w:rFonts w:ascii="Microsoft JhengHei" w:hAnsi="Microsoft JhengHei" w:eastAsia="Microsoft JhengHei"/>
           <w:i/>
         </w:rPr>
-        <w:t>展廳編號和作品位置可能因美術館調整而變動，建議入場時索取最新平面圖。本手冊採用烏菲茲官網 2025 年的「A」系列新編號（如 A35、A38），部分第三方網站可能仍使用舊編號（如第 15 室、第 41 室）。</w:t>
+        <w:t>展廳編號採用烏菲茲官網 2026 年的「A/C/D/E」系列新編號（如 A9/A35/A38/D22/D31/D32/E4），實際位置仍可能因美術館調整而變動，建議入場時索取最新平面圖。</w:t>
       </w:r>
       <w:r>
         <w:rPr>
@@ -26995,6 +27105,26 @@
           <w:i/>
         </w:rPr>
         <w:t>票價、開放時間等資訊以官方網站公告為準。</w:t>
+      </w:r>
+      <w:r>
+        <w:rPr>
+          <w:rFonts w:ascii="Microsoft JhengHei" w:hAnsi="Microsoft JhengHei" w:eastAsia="Microsoft JhengHei"/>
+        </w:rPr>
+      </w:r>
+    </w:p>
+    <w:p>
+      <w:pPr/>
+      <w:r>
+        <w:rPr>
+          <w:rFonts w:ascii="Microsoft JhengHei" w:hAnsi="Microsoft JhengHei" w:eastAsia="Microsoft JhengHei"/>
+        </w:rPr>
+      </w:r>
+      <w:r>
+        <w:rPr>
+          <w:rFonts w:ascii="Microsoft JhengHei" w:hAnsi="Microsoft JhengHei" w:eastAsia="Microsoft JhengHei"/>
+          <w:i/>
+        </w:rPr>
+        <w:t>最後更新：2026/05/13（第二輪三方審查修訂版 — 大幅更新展廳編號 A9/A38/C6/C1/D22/D31/D32/E4、移除已不在館的《李奧十世》、修正 €25/€29 票價、5/1 休館、植物 138 種、寄物雨傘規定）</w:t>
       </w:r>
       <w:r>
         <w:rPr>
